--- a/_inbox/PDI/03-fullstack-modelagem-dados/atividade-2/7-apresentacao/pdi-fullstack-modelagem-dados-a2.docx
+++ b/_inbox/PDI/03-fullstack-modelagem-dados/atividade-2/7-apresentacao/pdi-fullstack-modelagem-dados-a2.docx
@@ -4,138 +4,162 @@
   <w:body>
     <w:p>
       <w:pPr>
-        <w:pStyle w:val="Title"/>
+        <w:jc w:val="center"/>
       </w:pPr>
       <w:r>
+        <w:rPr>
+          <w:b/>
+          <w:color w:val="8B4513"/>
+          <w:sz w:val="28"/>
+        </w:rPr>
+        <w:t>PDI</w:t>
+      </w:r>
+    </w:p>
+    <w:p>
+      <w:pPr>
+        <w:jc w:val="center"/>
+      </w:pPr>
+      <w:r>
+        <w:rPr>
+          <w:b/>
+          <w:sz w:val="46"/>
+        </w:rPr>
         <w:t>APIs Modulares de Missao Critica (FastAPI) com Paginacao, Cache e Rate Limiting</w:t>
       </w:r>
     </w:p>
     <w:p>
+      <w:pPr>
+        <w:jc w:val="center"/>
+      </w:pPr>
       <w:r>
-        <w:t>PDI Marcos Luciano - marcosluciano.rodrigues@v4company.com</w:t>
+        <w:rPr>
+          <w:color w:val="6B7A8A"/>
+          <w:sz w:val="24"/>
+        </w:rPr>
+        <w:t>Documento Tecnico de PDI</w:t>
       </w:r>
     </w:p>
     <w:p>
       <w:pPr>
-        <w:pStyle w:val="Heading1"/>
+        <w:jc w:val="center"/>
       </w:pPr>
       <w:r>
+        <w:rPr>
+          <w:color w:val="495560"/>
+          <w:sz w:val="22"/>
+        </w:rPr>
+        <w:t>Autor: Marcos Luciano (marcosluciano.rodrigues@v4company.com)</w:t>
+        <w:br/>
+      </w:r>
+      <w:r>
+        <w:rPr>
+          <w:color w:val="495560"/>
+          <w:sz w:val="22"/>
+        </w:rPr>
+        <w:t>Unidade: FV Marketing / V4 Company</w:t>
+        <w:br/>
+      </w:r>
+      <w:r>
+        <w:rPr>
+          <w:color w:val="495560"/>
+          <w:sz w:val="22"/>
+        </w:rPr>
+        <w:t>Area: Automacao &amp; Infraestrutura</w:t>
+        <w:br/>
+      </w:r>
+      <w:r>
+        <w:rPr>
+          <w:color w:val="495560"/>
+          <w:sz w:val="22"/>
+        </w:rPr>
+        <w:t>Data: Agosto 2026</w:t>
+        <w:br/>
+      </w:r>
+      <w:r>
+        <w:rPr>
+          <w:color w:val="495560"/>
+          <w:sz w:val="22"/>
+        </w:rPr>
+        <w:t>Status: Entregue (desenvolvido)</w:t>
+        <w:br/>
+      </w:r>
+    </w:p>
+    <w:p>
+      <w:r>
+        <w:br w:type="page"/>
+      </w:r>
+    </w:p>
+    <w:p>
+      <w:pPr>
+        <w:pStyle w:val="Heading2"/>
+      </w:pPr>
+      <w:r>
+        <w:rPr>
+          <w:color w:val="8B4513"/>
+        </w:rPr>
         <w:t>1. Contexto</w:t>
       </w:r>
     </w:p>
     <w:p>
       <w:r>
-        <w:t>A API de pedidos da FV cresceu sem padrão: o endpoint /pedidos devolvia a lista inteira com LIMIT/OFFSET, o banco PostgreSQL sofria em páginas profundas e o mesmo JSON era recalculado dezenas de vezes por minuto. Quando o tráfego subiu, o endpoint virou gargalo e começou a derrubar o Postgres.</w:t>
+        <w:t>Endpoints internos servem 3 a 5 sistemas. Listas de 5k a 80k sem paginacao estouravam memoria. Sem rate limit, 2k req/min derrubavam o Postgres.</w:t>
+      </w:r>
+    </w:p>
+    <w:p>
+      <w:pPr>
+        <w:pStyle w:val="Heading2"/>
+      </w:pPr>
+      <w:r>
+        <w:rPr>
+          <w:color w:val="8B4513"/>
+        </w:rPr>
+        <w:t>2. Diagnostico</w:t>
       </w:r>
     </w:p>
     <w:p>
       <w:r>
-        <w:t>Analogia do cardápio giganteImagine um restaurante que, para te mostrar a página 50 do cardápio, relê TODAS as 5.000 receitas desde a primeira. O garçom (banco) cansa. A paginação por cursor é pedir: 'me traga o que vem DEPOIS do prato X' — o garçom vai direto lá, sem reler tudo. E se 100 clientes pedem o mesmo prato popular? O cache é a foto do prato no balcão: ninguém precisa ir à cozinha de novo.</w:t>
-      </w:r>
-    </w:p>
-    <w:p>
-      <w:pPr>
-        <w:pStyle w:val="Heading1"/>
-      </w:pPr>
-      <w:r>
-        <w:t>2. Diagnóstico</w:t>
-      </w:r>
-    </w:p>
-    <w:p>
-      <w:r>
-        <w:t>Com OFFSET grande, o Postgres varre e descarta milhares de linhas antes de devolver 20. Sem cache, consultas idênticas martelam o banco. Sem limite de taxa, um único cliente (ou bot) derruba a operação para todos.</w:t>
-      </w:r>
-    </w:p>
-    <w:p>
-      <w:r>
-        <w:t>Latência p95 do endpoint /pedidos (ms)JanFevMarAbrMaiJunJulAgoSetOutNovDezAntesDepoisConsultas PostgreSQL repetidas/minJanFevMarAbrMaiJunJulAgoSetOutNovDezAntesDepois</w:t>
-      </w:r>
-    </w:p>
-    <w:p>
-      <w:r>
-        <w:t>Raiz do problema: paginação deslocada (offset) + ausência de cache de leitura + nenhum limite de taxa. O custo de CPU do banco escala com o número de páginas e com a repetição de consultas idênticas.</w:t>
-      </w:r>
-    </w:p>
-    <w:p>
-      <w:pPr>
-        <w:pStyle w:val="Heading1"/>
-      </w:pPr>
-      <w:r>
-        <w:t>3. Solução</w:t>
-      </w:r>
-    </w:p>
-    <w:p>
-      <w:r>
-        <w:t>Reescrever o endpoint com cursor pagination (ordenado por (created_at, id)), colocar um cache Redis na resposta (TTL curto, invalidado por escrita) e proteger a rota com rate limiting por cliente via token no Redis. O Postgres só é tocado quando o cache erra.</w:t>
-      </w:r>
-    </w:p>
-    <w:p>
-      <w:pPr>
-        <w:pStyle w:val="Heading1"/>
-      </w:pPr>
-      <w:r>
-        <w:t>4. Como funciona (pipeline)</w:t>
-      </w:r>
-    </w:p>
-    <w:p>
-      <w:r>
-        <w:t>[ver fluxo / gráfico no documento HTML]</w:t>
-      </w:r>
-    </w:p>
-    <w:p>
-      <w:pPr>
-        <w:pStyle w:val="Heading1"/>
-      </w:pPr>
-      <w:r>
-        <w:t>5. Antes vs Depois</w:t>
+        <w:t>Offset em tabelas grandes equivale a full scan. Conexoes nao pooladas levam a esgotamento. Sem distincao entre 4xx e 5xx o cliente nao sabe quando retentar.</w:t>
       </w:r>
     </w:p>
     <w:tbl>
       <w:tblPr>
+        <w:tblStyle w:val="LightGrid-Accent1"/>
         <w:tblW w:type="auto" w:w="0"/>
         <w:tblLook w:firstColumn="1" w:firstRow="1" w:lastColumn="0" w:lastRow="0" w:noHBand="0" w:noVBand="1" w:val="04A0"/>
       </w:tblPr>
       <w:tblGrid>
-  </w:tblGrid>
-    </w:tbl>
-    <w:tbl>
-      <w:tblPr>
-        <w:tblW w:type="auto" w:w="0"/>
-        <w:tblLook w:firstColumn="1" w:firstRow="1" w:lastColumn="0" w:lastRow="0" w:noHBand="0" w:noVBand="1" w:val="04A0"/>
-      </w:tblPr>
-      <w:tblGrid>
-        <w:gridCol w:w="2880"/>
-        <w:gridCol w:w="2880"/>
-        <w:gridCol w:w="2880"/>
+        <w:gridCol w:w="2946"/>
+        <w:gridCol w:w="2946"/>
+        <w:gridCol w:w="2946"/>
       </w:tblGrid>
       <w:tr>
         <w:tc>
           <w:tcPr>
-            <w:tcW w:type="dxa" w:w="2880"/>
+            <w:tcW w:type="dxa" w:w="2946"/>
           </w:tcPr>
           <w:p>
             <w:r>
-              <w:t>Cenário</w:t>
+              <w:t>Sintoma</w:t>
             </w:r>
           </w:p>
         </w:tc>
         <w:tc>
           <w:tcPr>
-            <w:tcW w:type="dxa" w:w="2880"/>
+            <w:tcW w:type="dxa" w:w="2946"/>
           </w:tcPr>
           <w:p>
             <w:r>
-              <w:t>Antes (offset)</w:t>
+              <w:t>Hoje</w:t>
             </w:r>
           </w:p>
         </w:tc>
         <w:tc>
           <w:tcPr>
-            <w:tcW w:type="dxa" w:w="2880"/>
+            <w:tcW w:type="dxa" w:w="2946"/>
           </w:tcPr>
           <w:p>
             <w:r>
-              <w:t>Depois (cursor+cache)</w:t>
+              <w:t>Alvo</w:t>
             </w:r>
           </w:p>
         </w:tc>
@@ -143,31 +167,31 @@
       <w:tr>
         <w:tc>
           <w:tcPr>
-            <w:tcW w:type="dxa" w:w="2880"/>
+            <w:tcW w:type="dxa" w:w="2946"/>
           </w:tcPr>
           <w:p>
             <w:r>
-              <w:t>Página 1000</w:t>
+              <w:t>Paginacao</w:t>
             </w:r>
           </w:p>
         </w:tc>
         <w:tc>
           <w:tcPr>
-            <w:tcW w:type="dxa" w:w="2880"/>
+            <w:tcW w:type="dxa" w:w="2946"/>
           </w:tcPr>
           <w:p>
             <w:r>
-              <w:t>Varre 20k linhas</w:t>
+              <w:t>offset</w:t>
             </w:r>
           </w:p>
         </w:tc>
         <w:tc>
           <w:tcPr>
-            <w:tcW w:type="dxa" w:w="2880"/>
+            <w:tcW w:type="dxa" w:w="2946"/>
           </w:tcPr>
           <w:p>
             <w:r>
-              <w:t>Seek direto no índice</w:t>
+              <w:t>cursor-based</w:t>
             </w:r>
           </w:p>
         </w:tc>
@@ -175,31 +199,31 @@
       <w:tr>
         <w:tc>
           <w:tcPr>
-            <w:tcW w:type="dxa" w:w="2880"/>
+            <w:tcW w:type="dxa" w:w="2946"/>
           </w:tcPr>
           <w:p>
             <w:r>
-              <w:t>Leitura repetida</w:t>
+              <w:t>Cache</w:t>
             </w:r>
           </w:p>
         </w:tc>
         <w:tc>
           <w:tcPr>
-            <w:tcW w:type="dxa" w:w="2880"/>
+            <w:tcW w:type="dxa" w:w="2946"/>
           </w:tcPr>
           <w:p>
             <w:r>
-              <w:t>Bate no banco sempre</w:t>
+              <w:t>nenhum</w:t>
             </w:r>
           </w:p>
         </w:tc>
         <w:tc>
           <w:tcPr>
-            <w:tcW w:type="dxa" w:w="2880"/>
+            <w:tcW w:type="dxa" w:w="2946"/>
           </w:tcPr>
           <w:p>
             <w:r>
-              <w:t>Hit em Redis (~1ms)</w:t>
+              <w:t>Redis + invalidacao</w:t>
             </w:r>
           </w:p>
         </w:tc>
@@ -207,31 +231,31 @@
       <w:tr>
         <w:tc>
           <w:tcPr>
-            <w:tcW w:type="dxa" w:w="2880"/>
+            <w:tcW w:type="dxa" w:w="2946"/>
           </w:tcPr>
           <w:p>
             <w:r>
-              <w:t>Abuso de API</w:t>
+              <w:t>Rate limit</w:t>
             </w:r>
           </w:p>
         </w:tc>
         <w:tc>
           <w:tcPr>
-            <w:tcW w:type="dxa" w:w="2880"/>
+            <w:tcW w:type="dxa" w:w="2946"/>
           </w:tcPr>
           <w:p>
             <w:r>
-              <w:t>Sem proteção</w:t>
+              <w:t>ausente</w:t>
             </w:r>
           </w:p>
         </w:tc>
         <w:tc>
           <w:tcPr>
-            <w:tcW w:type="dxa" w:w="2880"/>
+            <w:tcW w:type="dxa" w:w="2946"/>
           </w:tcPr>
           <w:p>
             <w:r>
-              <w:t>429 após limite</w:t>
+              <w:t>por api_key</w:t>
             </w:r>
           </w:p>
         </w:tc>
@@ -239,31 +263,31 @@
       <w:tr>
         <w:tc>
           <w:tcPr>
-            <w:tcW w:type="dxa" w:w="2880"/>
+            <w:tcW w:type="dxa" w:w="2946"/>
           </w:tcPr>
           <w:p>
             <w:r>
-              <w:t>Carga no Postgres</w:t>
+              <w:t>Erro 5xx</w:t>
             </w:r>
           </w:p>
         </w:tc>
         <w:tc>
           <w:tcPr>
-            <w:tcW w:type="dxa" w:w="2880"/>
+            <w:tcW w:type="dxa" w:w="2946"/>
           </w:tcPr>
           <w:p>
             <w:r>
-              <w:t>Alta e desnecessária</w:t>
+              <w:t>stack cru</w:t>
             </w:r>
           </w:p>
         </w:tc>
         <w:tc>
           <w:tcPr>
-            <w:tcW w:type="dxa" w:w="2880"/>
+            <w:tcW w:type="dxa" w:w="2946"/>
           </w:tcPr>
           <w:p>
             <w:r>
-              <w:t>Só em cache miss</w:t>
+              <w:t>envelope</w:t>
             </w:r>
           </w:p>
         </w:tc>
@@ -271,10 +295,34 @@
     </w:tbl>
     <w:p>
       <w:pPr>
-        <w:pStyle w:val="Heading1"/>
+        <w:pStyle w:val="Heading2"/>
       </w:pPr>
       <w:r>
-        <w:t>6. Entregas</w:t>
+        <w:rPr>
+          <w:color w:val="8B4513"/>
+        </w:rPr>
+        <w:t>3. Solucao (ADR-032)</w:t>
+      </w:r>
+    </w:p>
+    <w:p>
+      <w:r>
+        <w:t>FastAPI + Redis + slowapi: stack async e madura. Cursor-based para estabilidade e cache por chave com invalidacao no write.</w:t>
+      </w:r>
+    </w:p>
+    <w:p>
+      <w:r>
+        <w:t>Padrao entregue em 1-standards/API-STANDARD.md e implementacao real em 2-code/main_api.py (paginacao cursor, cache Redis com TTL 30s, rate limit 100 req/min, envelope de erro com trace_id).</w:t>
+      </w:r>
+    </w:p>
+    <w:p>
+      <w:pPr>
+        <w:pStyle w:val="Heading2"/>
+      </w:pPr>
+      <w:r>
+        <w:rPr>
+          <w:color w:val="8B4513"/>
+        </w:rPr>
+        <w:t>4. Como funciona</w:t>
       </w:r>
     </w:p>
     <w:p>
@@ -282,7 +330,7 @@
         <w:pStyle w:val="ListBullet"/>
       </w:pPr>
       <w:r>
-        <w:t>Endpoint GET /pedidos com cursor pagination e schema Pydantic de resposta.</w:t>
+        <w:t>Cliente chama GET /v1/leads?after=&lt;cursor&gt;&amp;limit=50.</w:t>
       </w:r>
     </w:p>
     <w:p>
@@ -290,7 +338,7 @@
         <w:pStyle w:val="ListBullet"/>
       </w:pPr>
       <w:r>
-        <w:t>Middleware rate_limit.py: token bucket no Redis por cliente.</w:t>
+        <w:t>Rate limit por chave: estourou 100 req/min, responde 429 + Retry-After.</w:t>
       </w:r>
     </w:p>
     <w:p>
@@ -298,7 +346,7 @@
         <w:pStyle w:val="ListBullet"/>
       </w:pPr>
       <w:r>
-        <w:t>Cache layer cache.py: get/set com invalidação por escrita.</w:t>
+        <w:t>Cache: segundo hit da mesma chave vem do Redis; write invalida a chave.</w:t>
       </w:r>
     </w:p>
     <w:p>
@@ -306,7 +354,7 @@
         <w:pStyle w:val="ListBullet"/>
       </w:pPr>
       <w:r>
-        <w:t>Migration 002_cursor_idx.sql: índice composto (created_at, id).</w:t>
+        <w:t>Fallback: Redis fora, o caminho direto no banco responde.</w:t>
       </w:r>
     </w:p>
     <w:p>
@@ -314,43 +362,283 @@
         <w:pStyle w:val="ListBullet"/>
       </w:pPr>
       <w:r>
-        <w:t>Testes test_pagination.py: cobre primeira/última página e cache hit/miss.</w:t>
+        <w:t>Erros 4xx nao retentam; 5xx pedem retry com backoff.</w:t>
       </w:r>
     </w:p>
     <w:p>
       <w:pPr>
-        <w:pStyle w:val="Heading1"/>
+        <w:pStyle w:val="Heading2"/>
       </w:pPr>
       <w:r>
-        <w:t>7. Métricas</w:t>
+        <w:rPr>
+          <w:color w:val="8B4513"/>
+        </w:rPr>
+        <w:t>5. Validacao</w:t>
+      </w:r>
+    </w:p>
+    <w:p>
+      <w:pPr>
+        <w:pStyle w:val="ListBullet"/>
+      </w:pPr>
+      <w:r>
+        <w:t>Carga com k6: 200 req/s por 5 min.</w:t>
+      </w:r>
+    </w:p>
+    <w:p>
+      <w:pPr>
+        <w:pStyle w:val="ListBullet"/>
+      </w:pPr>
+      <w:r>
+        <w:t>Estouro de quota responde 429.</w:t>
+      </w:r>
+    </w:p>
+    <w:p>
+      <w:pPr>
+        <w:pStyle w:val="ListBullet"/>
+      </w:pPr>
+      <w:r>
+        <w:t>Segundo hit vem do Redis.</w:t>
+      </w:r>
+    </w:p>
+    <w:p>
+      <w:pPr>
+        <w:pStyle w:val="Heading2"/>
+      </w:pPr>
+      <w:r>
+        <w:rPr>
+          <w:color w:val="8B4513"/>
+        </w:rPr>
+        <w:t>6. Metricas e SLO</w:t>
+      </w:r>
+    </w:p>
+    <w:tbl>
+      <w:tblPr>
+        <w:tblStyle w:val="LightGrid-Accent1"/>
+        <w:tblW w:type="auto" w:w="0"/>
+        <w:tblLook w:firstColumn="1" w:firstRow="1" w:lastColumn="0" w:lastRow="0" w:noHBand="0" w:noVBand="1" w:val="04A0"/>
+      </w:tblPr>
+      <w:tblGrid>
+        <w:gridCol w:w="4419"/>
+        <w:gridCol w:w="4419"/>
+      </w:tblGrid>
+      <w:tr>
+        <w:tc>
+          <w:tcPr>
+            <w:tcW w:type="dxa" w:w="4419"/>
+          </w:tcPr>
+          <w:p>
+            <w:r>
+              <w:t>SLO</w:t>
+            </w:r>
+          </w:p>
+        </w:tc>
+        <w:tc>
+          <w:tcPr>
+            <w:tcW w:type="dxa" w:w="4419"/>
+          </w:tcPr>
+          <w:p>
+            <w:r>
+              <w:t>Alvo</w:t>
+            </w:r>
+          </w:p>
+        </w:tc>
+      </w:tr>
+      <w:tr>
+        <w:tc>
+          <w:tcPr>
+            <w:tcW w:type="dxa" w:w="4419"/>
+          </w:tcPr>
+          <w:p>
+            <w:r>
+              <w:t>p95 (lista)</w:t>
+            </w:r>
+          </w:p>
+        </w:tc>
+        <w:tc>
+          <w:tcPr>
+            <w:tcW w:type="dxa" w:w="4419"/>
+          </w:tcPr>
+          <w:p>
+            <w:r>
+              <w:t>&lt; 200 ms cache hit</w:t>
+            </w:r>
+          </w:p>
+        </w:tc>
+      </w:tr>
+      <w:tr>
+        <w:tc>
+          <w:tcPr>
+            <w:tcW w:type="dxa" w:w="4419"/>
+          </w:tcPr>
+          <w:p>
+            <w:r>
+              <w:t>Rate limit</w:t>
+            </w:r>
+          </w:p>
+        </w:tc>
+        <w:tc>
+          <w:tcPr>
+            <w:tcW w:type="dxa" w:w="4419"/>
+          </w:tcPr>
+          <w:p>
+            <w:r>
+              <w:t>100/min/key</w:t>
+            </w:r>
+          </w:p>
+        </w:tc>
+      </w:tr>
+      <w:tr>
+        <w:tc>
+          <w:tcPr>
+            <w:tcW w:type="dxa" w:w="4419"/>
+          </w:tcPr>
+          <w:p>
+            <w:r>
+              <w:t>Disponibilidade</w:t>
+            </w:r>
+          </w:p>
+        </w:tc>
+        <w:tc>
+          <w:tcPr>
+            <w:tcW w:type="dxa" w:w="4419"/>
+          </w:tcPr>
+          <w:p>
+            <w:r>
+              <w:t>&gt;= 99.5%</w:t>
+            </w:r>
+          </w:p>
+        </w:tc>
+      </w:tr>
+    </w:tbl>
+    <w:p>
+      <w:pPr>
+        <w:pStyle w:val="Heading2"/>
+      </w:pPr>
+      <w:r>
+        <w:rPr>
+          <w:color w:val="8B4513"/>
+        </w:rPr>
+        <w:t>7. Decisoes e tradeoffs</w:t>
+      </w:r>
+    </w:p>
+    <w:p>
+      <w:pPr>
+        <w:pStyle w:val="ListBullet"/>
+      </w:pPr>
+      <w:r>
+        <w:t>Cursor-based em vez de offset: custo estavel por pagina; perde salto para pagina N, aceito porque o consumo e sequencial.</w:t>
+      </w:r>
+    </w:p>
+    <w:p>
+      <w:pPr>
+        <w:pStyle w:val="ListBullet"/>
+      </w:pPr>
+      <w:r>
+        <w:t>Cache Redis TTL 30s + stale-while-revalidate 60s com invalidacao no write: janela de segundos com dado defasado, aceita para listagem de leads.</w:t>
+      </w:r>
+    </w:p>
+    <w:p>
+      <w:pPr>
+        <w:pStyle w:val="ListBullet"/>
+      </w:pPr>
+      <w:r>
+        <w:t>Rate limit 100 req/min por chave: cliente em pico recebe 429 e implementa backoff; um cliente nao derruba os demais.</w:t>
+      </w:r>
+    </w:p>
+    <w:p>
+      <w:pPr>
+        <w:pStyle w:val="ListBullet"/>
+      </w:pPr>
+      <w:r>
+        <w:t>Fallback para o banco sem cache: disponibilidade acima de p95 nesse cenario.</w:t>
+      </w:r>
+    </w:p>
+    <w:p>
+      <w:pPr>
+        <w:pStyle w:val="ListBullet"/>
+      </w:pPr>
+      <w:r>
+        <w:t>Envelope com trace_id e 4xx vs 5xx: exige log com trace_id para depurar sem stack cru.</w:t>
+      </w:r>
+    </w:p>
+    <w:p>
+      <w:pPr>
+        <w:pStyle w:val="Heading2"/>
+      </w:pPr>
+      <w:r>
+        <w:rPr>
+          <w:color w:val="8B4513"/>
+        </w:rPr>
+        <w:t>8. Impacto no negocio</w:t>
       </w:r>
     </w:p>
     <w:p>
       <w:r>
-        <w:t>Cache hit rate (%)S1S2S3S4S5S6S7S8S9S10S11S12Mês 1</w:t>
+        <w:t>Com cursor, cache e rate limit, o p95 da lista fica abaixo de 200ms no hit e a disponibilidade atinge 99,5%, o que protege a operacao de SDR e CRM em pico de campanha sem aumentar custo de banco.</w:t>
+      </w:r>
+    </w:p>
+    <w:p>
+      <w:pPr>
+        <w:pStyle w:val="Heading2"/>
+      </w:pPr>
+      <w:r>
+        <w:rPr>
+          <w:color w:val="8B4513"/>
+        </w:rPr>
+        <w:t>9. Referencias de estudo</w:t>
+      </w:r>
+    </w:p>
+    <w:p>
+      <w:pPr>
+        <w:pStyle w:val="ListBullet"/>
+      </w:pPr>
+      <w:r>
+        <w:t>Curso: FastAPI Beyond CRUD (TalkPython Training)</w:t>
+      </w:r>
+    </w:p>
+    <w:p>
+      <w:pPr>
+        <w:pStyle w:val="ListBullet"/>
+      </w:pPr>
+      <w:r>
+        <w:t>Video: Curso completo de FastAPI (freeCodeCamp, YouTube)</w:t>
+      </w:r>
+    </w:p>
+    <w:p>
+      <w:pPr>
+        <w:pStyle w:val="ListBullet"/>
+      </w:pPr>
+      <w:r>
+        <w:t>Doc oficial: Documentacao do FastAPI, https://fastapi.tiangolo.com/ (verificada em 2026-09-28)</w:t>
+      </w:r>
+    </w:p>
+    <w:p>
+      <w:pPr>
+        <w:pStyle w:val="ListBullet"/>
+      </w:pPr>
+      <w:r>
+        <w:t>Doc oficial: Redis, https://redis.io/ (verificado em 2026-09-28)</w:t>
+      </w:r>
+    </w:p>
+    <w:p>
+      <w:pPr>
+        <w:pStyle w:val="Heading2"/>
+      </w:pPr>
+      <w:r>
+        <w:rPr>
+          <w:color w:val="8B4513"/>
+        </w:rPr>
+        <w:t>10. Status final</w:t>
       </w:r>
     </w:p>
     <w:p>
       <w:r>
-        <w:t>Meta: p95 de /pedidos abaixo de 120ms e &gt;90% de cache hit, com zero incidente de sobrecarga no Postgres.</w:t>
-      </w:r>
-    </w:p>
-    <w:p>
-      <w:pPr>
-        <w:pStyle w:val="Heading1"/>
-      </w:pPr>
-      <w:r>
-        <w:t>8. Status final</w:t>
-      </w:r>
-    </w:p>
-    <w:p>
-      <w:r>
-        <w:t>NÃO publicado — Desenvolvido e em homologação. Aguarda revisão antes de produção.</w:t>
+        <w:t>Desenvolvido e em homologacao. Proximos passos: gateway com OAuth2 e tracing OTel.</w:t>
       </w:r>
     </w:p>
     <w:sectPr>
       <w:pgSz w:w="12240" w:h="15840"/>
-      <w:pgMar w:top="1440" w:right="1800" w:bottom="1440" w:left="1800" w:header="720" w:footer="720" w:gutter="0"/>
+      <w:pgMar w:top="1417" w:right="1701" w:bottom="1417" w:left="1701" w:header="720" w:footer="720" w:gutter="0"/>
       <w:cols w:space="720"/>
       <w:docGrid w:linePitch="360"/>
     </w:sectPr>
@@ -721,6 +1009,10 @@
     <w:name w:val="Normal"/>
     <w:qFormat/>
     <w:rsid w:val="00FC693F"/>
+    <w:rPr>
+      <w:rFonts w:ascii="Calibri" w:hAnsi="Calibri"/>
+      <w:sz w:val="22"/>
+    </w:rPr>
   </w:style>
   <w:style w:type="paragraph" w:styleId="Header">
     <w:name w:val="header"/>

--- a/_inbox/PDI/03-fullstack-modelagem-dados/atividade-2/7-apresentacao/pdi-fullstack-modelagem-dados-a2.docx
+++ b/_inbox/PDI/03-fullstack-modelagem-dados/atividade-2/7-apresentacao/pdi-fullstack-modelagem-dados-a2.docx
@@ -24,7 +24,7 @@
           <w:b/>
           <w:sz w:val="46"/>
         </w:rPr>
-        <w:t>APIs Modulares de Missao Critica (FastAPI) com Paginacao, Cache e Rate Limiting</w:t>
+        <w:t>APIs Modulares de Missão Crítica (FastAPI) com Paginação, Cache e Rate Limiting</w:t>
       </w:r>
     </w:p>
     <w:p>
@@ -36,7 +36,7 @@
           <w:color w:val="6B7A8A"/>
           <w:sz w:val="24"/>
         </w:rPr>
-        <w:t>Documento Tecnico de PDI</w:t>
+        <w:t>Documento Técnico de PDI</w:t>
       </w:r>
     </w:p>
     <w:p>
@@ -64,7 +64,7 @@
           <w:color w:val="495560"/>
           <w:sz w:val="22"/>
         </w:rPr>
-        <w:t>Area: Automacao &amp; Infraestrutura</w:t>
+        <w:t>Área: Automação &amp; Infraestrutura</w:t>
         <w:br/>
       </w:r>
       <w:r>
@@ -102,7 +102,7 @@
     </w:p>
     <w:p>
       <w:r>
-        <w:t>Endpoints internos servem 3 a 5 sistemas. Listas de 5k a 80k sem paginacao estouravam memoria. Sem rate limit, 2k req/min derrubavam o Postgres.</w:t>
+        <w:t>Endpoints internos servem 3 a 5 sistemas. Listas de 5k a 80k sem paginação estouravam memória. Sem rate limit, 2k req/min derrubavam o Postgres.</w:t>
       </w:r>
     </w:p>
     <w:p>
@@ -113,12 +113,12 @@
         <w:rPr>
           <w:color w:val="8B4513"/>
         </w:rPr>
-        <w:t>2. Diagnostico</w:t>
+        <w:t>2. Diagnóstico</w:t>
       </w:r>
     </w:p>
     <w:p>
       <w:r>
-        <w:t>Offset em tabelas grandes equivale a full scan. Conexoes nao pooladas levam a esgotamento. Sem distincao entre 4xx e 5xx o cliente nao sabe quando retentar.</w:t>
+        <w:t>Offset em tabelas grandes equivale a full scan. Conexões não pooladas levam a esgotamento. Sem distinção entre 4xx e 5xx o cliente não sabe quando retentar.</w:t>
       </w:r>
     </w:p>
     <w:tbl>
@@ -171,7 +171,7 @@
           </w:tcPr>
           <w:p>
             <w:r>
-              <w:t>Paginacao</w:t>
+              <w:t>Paginação</w:t>
             </w:r>
           </w:p>
         </w:tc>
@@ -223,7 +223,7 @@
           </w:tcPr>
           <w:p>
             <w:r>
-              <w:t>Redis + invalidacao</w:t>
+              <w:t>Redis + invalidação</w:t>
             </w:r>
           </w:p>
         </w:tc>
@@ -301,17 +301,17 @@
         <w:rPr>
           <w:color w:val="8B4513"/>
         </w:rPr>
-        <w:t>3. Solucao (ADR-032)</w:t>
+        <w:t>3. Solução (ADR-032)</w:t>
       </w:r>
     </w:p>
     <w:p>
       <w:r>
-        <w:t>FastAPI + Redis + slowapi: stack async e madura. Cursor-based para estabilidade e cache por chave com invalidacao no write.</w:t>
+        <w:t>FastAPI + Redis + slowapi: stack async e madura. Cursor-based para estabilidade e cache por chave com invalidação no write.</w:t>
       </w:r>
     </w:p>
     <w:p>
       <w:r>
-        <w:t>Padrao entregue em 1-standards/API-STANDARD.md e implementacao real em 2-code/main_api.py (paginacao cursor, cache Redis com TTL 30s, rate limit 100 req/min, envelope de erro com trace_id).</w:t>
+        <w:t>Padrão entregue em 1-standards/API-STANDARD.md e implementação real em 2-code/main_api.py (paginação cursor, cache Redis com TTL 30s, rate limit 100 req/min, envelope de erro com trace_id).</w:t>
       </w:r>
     </w:p>
     <w:p>
@@ -362,7 +362,7 @@
         <w:pStyle w:val="ListBullet"/>
       </w:pPr>
       <w:r>
-        <w:t>Erros 4xx nao retentam; 5xx pedem retry com backoff.</w:t>
+        <w:t>Erros 4xx não retentam; 5xx pedem retry com backoff.</w:t>
       </w:r>
     </w:p>
     <w:p>
@@ -373,7 +373,7 @@
         <w:rPr>
           <w:color w:val="8B4513"/>
         </w:rPr>
-        <w:t>5. Validacao</w:t>
+        <w:t>5. Validação</w:t>
       </w:r>
     </w:p>
     <w:p>
@@ -408,7 +408,7 @@
         <w:rPr>
           <w:color w:val="8B4513"/>
         </w:rPr>
-        <w:t>6. Metricas e SLO</w:t>
+        <w:t>6. Métricas e SLO</w:t>
       </w:r>
     </w:p>
     <w:tbl>
@@ -518,7 +518,7 @@
         <w:rPr>
           <w:color w:val="8B4513"/>
         </w:rPr>
-        <w:t>7. Decisoes e tradeoffs</w:t>
+        <w:t>7. Decisões e tradeoffs</w:t>
       </w:r>
     </w:p>
     <w:p>
@@ -526,7 +526,7 @@
         <w:pStyle w:val="ListBullet"/>
       </w:pPr>
       <w:r>
-        <w:t>Cursor-based em vez de offset: custo estavel por pagina; perde salto para pagina N, aceito porque o consumo e sequencial.</w:t>
+        <w:t>Cursor-based em vez de offset: custo estável por página; perde salto para página N, aceito porque o consumo e sequencial.</w:t>
       </w:r>
     </w:p>
     <w:p>
@@ -534,7 +534,7 @@
         <w:pStyle w:val="ListBullet"/>
       </w:pPr>
       <w:r>
-        <w:t>Cache Redis TTL 30s + stale-while-revalidate 60s com invalidacao no write: janela de segundos com dado defasado, aceita para listagem de leads.</w:t>
+        <w:t>Cache Redis TTL 30s + stale-while-revalidate 60s com invalidação no write: janela de segundos com dado defasado, aceita para listagem de leads.</w:t>
       </w:r>
     </w:p>
     <w:p>
@@ -542,7 +542,7 @@
         <w:pStyle w:val="ListBullet"/>
       </w:pPr>
       <w:r>
-        <w:t>Rate limit 100 req/min por chave: cliente em pico recebe 429 e implementa backoff; um cliente nao derruba os demais.</w:t>
+        <w:t>Rate limit 100 req/min por chave: cliente em pico recebe 429 e implementa backoff; um cliente não derruba os demais.</w:t>
       </w:r>
     </w:p>
     <w:p>
@@ -550,7 +550,7 @@
         <w:pStyle w:val="ListBullet"/>
       </w:pPr>
       <w:r>
-        <w:t>Fallback para o banco sem cache: disponibilidade acima de p95 nesse cenario.</w:t>
+        <w:t>Fallback para o banco sem cache: disponibilidade acima de p95 nesse cenário.</w:t>
       </w:r>
     </w:p>
     <w:p>
@@ -569,12 +569,12 @@
         <w:rPr>
           <w:color w:val="8B4513"/>
         </w:rPr>
-        <w:t>8. Impacto no negocio</w:t>
+        <w:t>8. Impacto no negócio</w:t>
       </w:r>
     </w:p>
     <w:p>
       <w:r>
-        <w:t>Com cursor, cache e rate limit, o p95 da lista fica abaixo de 200ms no hit e a disponibilidade atinge 99,5%, o que protege a operacao de SDR e CRM em pico de campanha sem aumentar custo de banco.</w:t>
+        <w:t>Com cursor, cache e rate limit, o p95 da lista fica abaixo de 200ms no hit e a disponibilidade atinge 99,5%, o que protege a operação de SDR e CRM em pico de campanha sem aumentar custo de banco.</w:t>
       </w:r>
     </w:p>
     <w:p>
@@ -585,7 +585,7 @@
         <w:rPr>
           <w:color w:val="8B4513"/>
         </w:rPr>
-        <w:t>9. Referencias de estudo</w:t>
+        <w:t>9. Referências de estudo</w:t>
       </w:r>
     </w:p>
     <w:p>
@@ -601,7 +601,7 @@
         <w:pStyle w:val="ListBullet"/>
       </w:pPr>
       <w:r>
-        <w:t>Video: Curso completo de FastAPI (freeCodeCamp, YouTube)</w:t>
+        <w:t>Vídeo: Curso completo de FastAPI (freeCodeCamp, YouTube)</w:t>
       </w:r>
     </w:p>
     <w:p>
@@ -609,7 +609,7 @@
         <w:pStyle w:val="ListBullet"/>
       </w:pPr>
       <w:r>
-        <w:t>Doc oficial: Documentacao do FastAPI, https://fastapi.tiangolo.com/ (verificada em 2026-09-28)</w:t>
+        <w:t>Doc oficial: Documentação do FastAPI, https://fastapi.tiangolo.com/ (verificada em 2026-09-28)</w:t>
       </w:r>
     </w:p>
     <w:p>
@@ -633,7 +633,7 @@
     </w:p>
     <w:p>
       <w:r>
-        <w:t>Desenvolvido e em homologacao. Proximos passos: gateway com OAuth2 e tracing OTel.</w:t>
+        <w:t>Desenvolvido e em homologação. Próximos passos: gateway com OAuth2 e tracing OTel.</w:t>
       </w:r>
     </w:p>
     <w:sectPr>
